--- a/MIMs-latest-fr.docx
+++ b/MIMs-latest-fr.docx
@@ -101,7 +101,7 @@
           <w:color w:val="C2186F"/>
           <w:sz w:val="30"/>
         </w:rPr>
-        <w:t>Que prévoir dans un marché public pour que votre ville conserve ses données</w:t>
+        <w:t>Ce qu'il faut spécifier dans les pièces de marché pour que la ville conserve la maîtrise de ses données</w:t>
       </w:r>
     </w:p>
     <w:p>
@@ -116,7 +116,7 @@
           <w:color w:val="5A5A6E"/>
           <w:sz w:val="22"/>
         </w:rPr>
-        <w:t>Pour MIMs Plus 9.0 par OASC</w:t>
+        <w:t>Spécification : MIMs Plus 9.0 par OASC</w:t>
       </w:r>
     </w:p>
     <w:p>
@@ -131,7 +131,7 @@
           <w:color w:val="5A5A6E"/>
           <w:sz w:val="18"/>
         </w:rPr>
-        <w:t>À destination des acheteurs publics, chefs de projet et directeurs des systèmes d'information des municipalités européennes</w:t>
+        <w:t>À destination des acheteurs publics, chefs de projet et responsables informatiques des municipalités européennes</w:t>
       </w:r>
     </w:p>
     <w:p>
@@ -165,7 +165,7 @@
           <w:color w:val="003399"/>
           <w:sz w:val="36"/>
         </w:rPr>
-        <w:t>Pourquoi ce livret</w:t>
+        <w:t>Objet de ce livret</w:t>
       </w:r>
     </w:p>
     <w:p>
@@ -191,7 +191,7 @@
           <w:i w:val="0"/>
           <w:sz w:val="21"/>
         </w:rPr>
-        <w:t>Cette situation n'est pas une fatalité. Les mécanismes minimaux d'interopérabilité (MIMs), gérés par Open &amp; Agile Smart Cities (OASC) et soutenus par le mouvement européen living-in.eu, décrivent les exigences techniques minimales garantissant des données ouvertes, réutilisables et indépendantes de tout fournisseur. Ils sont délibérément concis : il ne s'agit pas d'une vaste architecture, mais des quelques règles indispensables pour que les systèmes communiquent entre eux.</w:t>
+        <w:t>Cette situation n'est pas une fatalité. Les mécanismes minimaux d'interopérabilité (MIMs), gérés par Open &amp; Agile Smart Cities (OASC) et soutenus par le mouvement européen living-in.eu, décrivent les exigences techniques minimales garantissant des données ouvertes, réutilisables et indépendantes de tout fournisseur. Ils sont délibérément concis : il ne s'agit pas d'une vaste architecture, mais des quelques conditions indispensables pour que les systèmes échangent des données.</w:t>
       </w:r>
     </w:p>
     <w:p>
@@ -204,7 +204,7 @@
           <w:i w:val="0"/>
           <w:sz w:val="21"/>
         </w:rPr>
-        <w:t>Nul besoin d'être ingénieur pour les utiliser. Chaque liste de contrôle traduit un MIM en points rédigés en langage clair, prêts à être copiés dans un marché public, assortis du motif de protection juridique et technique. Immédiatement après la liste, chaque exigence du MIM est reproduite au mot près, afin que vos services techniques et les soumissionnaires puissent en vérifier le détail.</w:t>
+        <w:t>Aucune compétence technique n'est requise pour utiliser ce livret. Chaque liste de contrôle traduit un MIM en exigences rédigées en langage clair, prêtes à être copiées dans un dossier de consultation, assorties de leur justification. Immédiatement après la liste de contrôle, chaque exigence de ce MIM est reproduite au mot près, afin que vos services techniques et vos soumissionnaires puissent en vérifier les détails.</w:t>
       </w:r>
     </w:p>
     <w:p>
@@ -268,7 +268,7 @@
           <w:color w:val="003399"/>
           <w:sz w:val="22"/>
         </w:rPr>
-        <w:t>Conformité des MIMs avec le droit de l'Union européenne</w:t>
+        <w:t>Comment les MIMs s’articulent avec le droit de l’UE</w:t>
       </w:r>
     </w:p>
     <w:tbl>
@@ -527,7 +527,7 @@
                 <w:color w:val="5A5A6E"/>
                 <w:sz w:val="17"/>
               </w:rPr>
-              <w:t>À titre indicatif uniquement. Vérifiez les modalités de transposition de chaque texte dans votre législation nationale.</w:t>
+              <w:t>À titre indicatif uniquement. Vérifiez la transposition de chaque texte dans votre pays.</w:t>
             </w:r>
           </w:p>
         </w:tc>
@@ -585,7 +585,7 @@
           <w:color w:val="003399"/>
           <w:sz w:val="22"/>
         </w:rPr>
-        <w:t xml:space="preserve">2. Passer le marché  </w:t>
+        <w:t xml:space="preserve">2. Lancer la consultation  </w:t>
       </w:r>
       <w:r>
         <w:rPr>
@@ -839,7 +839,7 @@
                 <w:i w:val="0"/>
                 <w:sz w:val="19"/>
               </w:rPr>
-              <w:t>Les points de la liste emploient « doit », y compris lorsque la spécification ne fait que recommander (devrait) ou mentionne un mécanisme candidat. Ce choix relève de la décision du pouvoir adjudicateur.</w:t>
+              <w:t>Les points de la liste de contrôle énoncent chaque point comme une exigence, y compris lorsque la spécification ne fait que recommander (devrait) ou mentionne un mécanisme candidat. Ce choix relève de la décision du pouvoir adjudicateur.</w:t>
             </w:r>
           </w:p>
         </w:tc>
@@ -888,7 +888,7 @@
           <w:i w:val="0"/>
           <w:sz w:val="21"/>
         </w:rPr>
-        <w:t>Sept mécanismes ciblés, un objectif : garder la maîtrise de vos données et garantir l'interopérabilité de vos systèmes.</w:t>
+        <w:t>Sept mécanismes ciblés, un objectif : les données restent sous le contrôle de la ville et les systèmes fonctionnent ensemble.</w:t>
       </w:r>
     </w:p>
     <w:p>
@@ -969,7 +969,7 @@
           <w:i w:val="0"/>
           <w:sz w:val="20"/>
         </w:rPr>
-        <w:t>Relier les données</w:t>
+        <w:t>Interconnecter les données</w:t>
       </w:r>
     </w:p>
     <w:p>
@@ -1101,7 +1101,7 @@
           <w:color w:val="C2186F"/>
           <w:sz w:val="19"/>
         </w:rPr>
-        <w:t xml:space="preserve">Pouvons-nous partager selon des règles claires ?  </w:t>
+        <w:t xml:space="preserve">Pouvons-nous partager selon des conditions claires ?  </w:t>
       </w:r>
       <w:r>
         <w:rPr>
@@ -1456,7 +1456,7 @@
           <w:color w:val="003399"/>
           <w:sz w:val="36"/>
         </w:rPr>
-        <w:t>MIM0 · Pouvons-nous récupérer nos données ?</w:t>
+        <w:t>MIM0 · Pouvons-nous extraire nos données ?</w:t>
       </w:r>
     </w:p>
     <w:p>
@@ -1754,7 +1754,7 @@
           <w:color w:val="5A5A6E"/>
           <w:sz w:val="18"/>
         </w:rPr>
-        <w:t xml:space="preserve">Les intégrations échouent de manière explicite et réparable, et non silencieusement.   </w:t>
+        <w:t xml:space="preserve">Les erreurs d'intégration sont explicites et corrigibles, et ne surviennent pas de façon silencieuse.   </w:t>
       </w:r>
       <w:r>
         <w:rPr>
@@ -1815,7 +1815,7 @@
                 <w:i w:val="0"/>
                 <w:sz w:val="18"/>
               </w:rPr>
-              <w:t>Les données payées restent utilisables après la fin du marché.</w:t>
+              <w:t>Les données financées par la collectivité restent exploitables après la fin du marché.</w:t>
             </w:r>
           </w:p>
           <w:p>
@@ -1945,7 +1945,7 @@
                 <w:i w:val="0"/>
                 <w:sz w:val="18"/>
               </w:rPr>
-              <w:t>Facturation à la requête pour les propres données de la ville (voir la clause « Pas de frais par utilisateur / par requête »).</w:t>
+              <w:t>Facturation à la requête pour les propres données de la ville (voir la clause « Pas de frais pour l’accès à ses propres données »).</w:t>
             </w:r>
           </w:p>
         </w:tc>
@@ -2218,7 +2218,7 @@
                 <w:i w:val="0"/>
                 <w:sz w:val="16"/>
               </w:rPr>
-              <w:t>Les modèles de données utilisés par les charges utiles DEVRAIENT être spécifiés (voir MIM2).</w:t>
+              <w:t>Les modèles de données utilisés par les charges utiles devraient être spécifiés (voir MIM2).</w:t>
             </w:r>
           </w:p>
         </w:tc>
@@ -2369,7 +2369,7 @@
                 <w:i w:val="0"/>
                 <w:sz w:val="16"/>
               </w:rPr>
-              <w:t>Les systèmes DOIVENT prendre en charge les requêtes et/ou le filtrage de base (par exemple par heure, localisation, attributs).</w:t>
+              <w:t>Les systèmes DOIVENT prendre en charge les requêtes et/ou le filtrage de base (par exemple par date et heure, localisation, attributs).</w:t>
             </w:r>
           </w:p>
         </w:tc>
@@ -2566,7 +2566,7 @@
                 <w:color w:val="003399"/>
                 <w:sz w:val="16"/>
               </w:rPr>
-              <w:t>Il est possible de s'abonner aux modifications des données</w:t>
+              <w:t>Les modifications de données peuvent faire l’objet d’un abonnement</w:t>
             </w:r>
           </w:p>
         </w:tc>
@@ -2829,7 +2829,7 @@
           <w:color w:val="003399"/>
           <w:sz w:val="36"/>
         </w:rPr>
-        <w:t>MIM1 · Chaque élément possède-t-il un nom pérenne ?</w:t>
+        <w:t>MIM1 · Chaque entité possède-t-elle un nom pérenne ?</w:t>
       </w:r>
     </w:p>
     <w:p>
@@ -3019,7 +3019,7 @@
           <w:color w:val="5A5A6E"/>
           <w:sz w:val="18"/>
         </w:rPr>
-        <w:t xml:space="preserve">Le bâtiment du SIG et le bâtiment du système de gestion de l'énergie sont démontrablement le même bâtiment.   </w:t>
+        <w:t xml:space="preserve">Il est possible de prouver que le bâtiment du SIG et le bâtiment du système de gestion de l'énergie sont le même bâtiment.   </w:t>
       </w:r>
       <w:r>
         <w:rPr>
@@ -3059,7 +3059,7 @@
           <w:i w:val="0"/>
           <w:sz w:val="20"/>
         </w:rPr>
-        <w:t>Les identifiants n'intègrent pas de données internes au fournisseur (identifiants de lignes de base de données, noms de serveurs).</w:t>
+        <w:t>Les identifiants n’intègrent pas de données internes au fournisseur (identifiants de lignes de base de données, noms de serveurs).</w:t>
       </w:r>
     </w:p>
     <w:p>
@@ -4206,7 +4206,7 @@
           <w:i w:val="0"/>
           <w:sz w:val="20"/>
         </w:rPr>
-        <w:t>Les extensions sont livrées sous forme de profils ou ajouts documentés au-dessus du modèle standard — jamais sous forme d'une branche privée modifiée.</w:t>
+        <w:t>Les extensions sont livrées sous forme de profils ou ajouts documentés complétant le modèle standard — jamais sous forme d'un fork privé modifié.</w:t>
       </w:r>
     </w:p>
     <w:p>
@@ -4443,7 +4443,7 @@
                 <w:i w:val="0"/>
                 <w:sz w:val="18"/>
               </w:rPr>
-              <w:t>Documentation accessible uniquement sous accord de confidentialité (NDA).</w:t>
+              <w:t>Documentation disponible uniquement sous accord de confidentialité.</w:t>
             </w:r>
           </w:p>
         </w:tc>
@@ -4569,7 +4569,7 @@
                 <w:i w:val="0"/>
                 <w:sz w:val="16"/>
               </w:rPr>
-              <w:t>Les modèles de données utilisés pour toutes les entités de toute source de données doivent être rendus explicites. Ils doivent être bien documentés et comporter des métadonnées descriptives, où les termes utilisés doivent être sémantiquement sans ambiguïté. Pour les attributs liés aux unités de mesure, aux formats d'heure, etc., les unités, formats, etc. utilisés doivent être rendus explicites. Les modèles de données devraient être catalogués afin de pouvoir être facilement trouvables.</w:t>
+              <w:t>Les modèles de données utilisés pour toutes les entités de toute source de données doivent être rendus explicites. Ils doivent être bien documentés et comporter des métadonnées descriptives, où les termes utilisés doivent être sémantiquement sans ambiguïté. Pour les attributs liés aux unités de mesure, aux formats d'heure, etc., les unités, formats, etc. utilisés doivent être rendus explicites. Les modèles de données devraient être catalogués afin d'être faciles à trouver.</w:t>
             </w:r>
           </w:p>
         </w:tc>
@@ -4985,7 +4985,7 @@
                 <w:color w:val="5A5A6E"/>
                 <w:sz w:val="16"/>
               </w:rPr>
-              <w:t>The documentation of the data transport format should be sufficient to allow the creation of non-proprietary application or interpretor that is able to reconstruct all the data stored in such a data format.</w:t>
+              <w:t>The documentation of the data transport format should be sufficient to allow the creation of non-proprietary application or interpretor [sic] that is able to reconstruct all the data stored in such a data format.</w:t>
             </w:r>
           </w:p>
         </w:tc>
@@ -5280,7 +5280,7 @@
           <w:color w:val="003399"/>
           <w:sz w:val="36"/>
         </w:rPr>
-        <w:t>MIM3 · Pouvons-nous partager selon des modalités claires ?</w:t>
+        <w:t>MIM3 · Pouvons-nous partager selon des conditions claires ?</w:t>
       </w:r>
     </w:p>
     <w:p>
@@ -5317,7 +5317,7 @@
           <w:i w:val="0"/>
           <w:sz w:val="20"/>
         </w:rPr>
-        <w:t>Toutes les données de la ville ne peuvent pas être simplement publiées : certaines sont commerciales, d'autres sensibles. Le MIM3 vise à partager le reste en toute sécurité : un catalogue consultable, des licences types plutôt qu'un jargon juridique sur mesure, et des règles de gouvernance lisibles par tous. La spécification formule la quasi-totalité du MIM3 sous forme de recommandation (voir p. 3).</w:t>
+        <w:t>Toutes les données de la ville ne peuvent pas être simplement publiées : certaines sont commerciales, d'autres sensibles. Le MIM3 vise à partager le reste malgré tout, en toute sécurité : un catalogue consultable, des licences issues de modèles plutôt qu'un texte juridique sur mesure, et des règles de gouvernance lisibles par tous. La spécification formule la quasi-totalité du MIM3 sous forme de recommandation (voir p. 3).</w:t>
       </w:r>
     </w:p>
     <w:p>
@@ -5348,7 +5348,7 @@
           <w:i w:val="0"/>
           <w:sz w:val="20"/>
         </w:rPr>
-        <w:t>Chaque jeu de données offert par le système est décrit avec des métadonnées standards (par exemple DCAT-AP) dans un catalogue, afin que d'autres puissent le découvrir.</w:t>
+        <w:t>Chaque jeu de données mis à disposition par le système est décrit avec des métadonnées standards (par exemple DCAT-AP) dans un catalogue, afin que d'autres puissent le découvrir.</w:t>
       </w:r>
     </w:p>
     <w:p>
@@ -5402,7 +5402,7 @@
           <w:i w:val="0"/>
           <w:sz w:val="20"/>
         </w:rPr>
-        <w:t>Les conditions et licences d'utilisation des données sont issues de modèles reconnus (par ex. licences ouvertes, accords types de partage de données), et non d'un jargon juridique spécifique par jeu de données.</w:t>
+        <w:t>Les conditions et licences d'utilisation des données sont issues de modèles reconnus (par ex. licences ouvertes, accords types de partage de données), et non d'un texte juridique sur mesure par jeu de données.</w:t>
       </w:r>
     </w:p>
     <w:p>
@@ -5416,7 +5416,7 @@
           <w:color w:val="5A5A6E"/>
           <w:sz w:val="18"/>
         </w:rPr>
-        <w:t xml:space="preserve">Les accords s'adaptent à l'échelle ; les juristes ne deviennent pas le goulot d'étranglement.   </w:t>
+        <w:t xml:space="preserve">Les accords passent à l'échelle sans examen juridique au cas par cas.   </w:t>
       </w:r>
       <w:r>
         <w:rPr>
@@ -5617,7 +5617,7 @@
                 <w:i w:val="0"/>
                 <w:sz w:val="18"/>
               </w:rPr>
-              <w:t>Le fournisseur revendique des droits sur les données de la ville (voir la clause « Propriété des données »).</w:t>
+              <w:t>Le fournisseur revendique des droits sur les données de la ville (voir la clause « Droits sur les données »).</w:t>
             </w:r>
           </w:p>
           <w:p>
@@ -6912,7 +6912,7 @@
                 <w:i w:val="0"/>
                 <w:sz w:val="16"/>
               </w:rPr>
-              <w:t>Les utilisateurs et les fournisseurs de données devraient pouvoir s'accorder sur un échange de données et les conditions générales qui y sont associées (par exemple, acceptation des conditions, signature juridique d'un accord ou négociation).</w:t>
+              <w:t>Les utilisateurs et les fournisseurs de données devraient pouvoir s'accorder sur un échange de données et les conditions générales qui y sont associées (par exemple, acceptation des conditions, signature formelle d'un accord ou négociation).</w:t>
             </w:r>
           </w:p>
         </w:tc>
@@ -7223,7 +7223,7 @@
           <w:color w:val="003399"/>
           <w:sz w:val="36"/>
         </w:rPr>
-        <w:t>MIM6 · Nos données sont-elles sûres lors du transit et de l'usage ?</w:t>
+        <w:t>MIM6 · Nos données sont-elles protégées ?</w:t>
       </w:r>
     </w:p>
     <w:p>
@@ -7359,7 +7359,7 @@
           <w:color w:val="5A5A6E"/>
           <w:sz w:val="18"/>
         </w:rPr>
-        <w:t xml:space="preserve">Un compte par agent, et non un par produit de fournisseur ; les sortants perdent leurs accès partout en une seule fois.   </w:t>
+        <w:t xml:space="preserve">Un compte par agent, et non un par produit de fournisseur ; les agents qui quittent la collectivité perdent leurs accès partout en une seule fois.   </w:t>
       </w:r>
       <w:r>
         <w:rPr>
@@ -7467,7 +7467,7 @@
           <w:i w:val="0"/>
           <w:sz w:val="20"/>
         </w:rPr>
-        <w:t>Le fournisseur doit démontrer sa conformité avec l'ISO/IEC 27001:2022 (ou équivalent) pour le service qu'il exploite.</w:t>
+        <w:t>Le soumissionnaire démontre son alignement sur l'ISO/IEC 27001:2022 (ou équivalent) pour le service qu'il exploite.</w:t>
       </w:r>
     </w:p>
     <w:p>
@@ -7586,7 +7586,7 @@
                 <w:i w:val="0"/>
                 <w:sz w:val="18"/>
               </w:rPr>
-              <w:t>En cas d'incident, les journaux indiquent quoi et qui.</w:t>
+              <w:t>Après un incident, les journaux montrent ce qui s'est passé et qui est intervenu.</w:t>
             </w:r>
           </w:p>
         </w:tc>
@@ -7628,7 +7628,7 @@
                 <w:i w:val="0"/>
                 <w:sz w:val="18"/>
               </w:rPr>
-              <w:t>Authentification propriétaire exclusive.</w:t>
+              <w:t>Connexion propriétaire uniquement.</w:t>
             </w:r>
           </w:p>
           <w:p>
@@ -7798,7 +7798,7 @@
                 <w:i w:val="0"/>
                 <w:sz w:val="16"/>
               </w:rPr>
-              <w:t>Des règles pour contrôler l'accès physique et logique aux informations et aux autres actifs associés DOIVENT être établies et mises en œuvre en fonction des exigences de l'activité et de sécurité de l'information. (ISO 27001 5.15 Contrôle d'accès)</w:t>
+              <w:t>Des règles pour contrôler l'accès physique et logique aux informations et aux autres actifs associés DOIVENT être établies et mises en œuvre en fonction des exigences métier et de sécurité de l'information. (ISO 27001 5.15 Contrôle d'accès)</w:t>
             </w:r>
           </w:p>
         </w:tc>
@@ -8513,7 +8513,7 @@
           <w:color w:val="003399"/>
           <w:sz w:val="36"/>
         </w:rPr>
-        <w:t>MIM7 · Cela fonctionne-t-il sur une carte ?</w:t>
+        <w:t>MIM7 · S'intègrent-elles sur une carte ?</w:t>
       </w:r>
     </w:p>
     <w:p>
@@ -8649,7 +8649,7 @@
           <w:color w:val="5A5A6E"/>
           <w:sz w:val="18"/>
         </w:rPr>
-        <w:t xml:space="preserve">Pas de licences de convertisseurs, pas d'impasses techniques.   </w:t>
+        <w:t xml:space="preserve">Aucune licence de convertisseur, aucune impasse.   </w:t>
       </w:r>
       <w:r>
         <w:rPr>
@@ -8818,7 +8818,7 @@
                 <w:i w:val="0"/>
                 <w:sz w:val="18"/>
               </w:rPr>
-              <w:t>Une carte urbaine unique au lieu de dix visionneuses de fournisseurs.</w:t>
+              <w:t>Une seule carte de la ville au lieu de dix visualiseurs de fournisseurs.</w:t>
             </w:r>
           </w:p>
           <w:p>
@@ -8862,7 +8862,7 @@
                 <w:i w:val="0"/>
                 <w:sz w:val="18"/>
               </w:rPr>
-              <w:t>Les données 3D et du BIM peuvent s'intégrer plus tard à la même vue d'ensemble.</w:t>
+              <w:t>Les données 3D et du BIM peuvent rejoindre la même vue plus tard.</w:t>
             </w:r>
           </w:p>
         </w:tc>
@@ -8904,7 +8904,7 @@
                 <w:i w:val="0"/>
                 <w:sz w:val="18"/>
               </w:rPr>
-              <w:t>Les données cartographiques ne vivent qu'au sein de la visionneuse du fournisseur.</w:t>
+              <w:t>Les données cartographiques ne vivent qu’à l’intérieur du visualiseur du fournisseur.</w:t>
             </w:r>
           </w:p>
           <w:p>
@@ -9104,7 +9104,7 @@
                 <w:color w:val="003399"/>
                 <w:sz w:val="16"/>
               </w:rPr>
-              <w:t>Les villes et communautés peuvent intégrer des données géospatiales 2D et 3D provenant de diverses sources, par exemple des données géographiques et des modèles d'information du bâtiment (BIM), et partager ces données au sein d'elles-mêmes et entre elles de manière interopérable</w:t>
+              <w:t>Les villes et communautés peuvent intégrer des données géospatiales 2D et 3D provenant de diverses sources, par exemple des données géographiques et des modèles d'information du bâtiment (BIM), et partager ces données en leur sein et entre elles de manière interopérable</w:t>
             </w:r>
           </w:p>
         </w:tc>
@@ -9698,7 +9698,7 @@
           <w:i w:val="0"/>
           <w:sz w:val="20"/>
         </w:rPr>
-        <w:t>Les résultats utilisent des formats standards (GeoJSON, CityJSON, 3D Tiles, NetCDF…) exploitables par des outils non fournis par ce prestataire.</w:t>
+        <w:t>Les résultats utilisent des formats standards (GeoJSON, CityJSON, 3D Tiles, NetCDF…) lisibles par des outils tiers.</w:t>
       </w:r>
     </w:p>
     <w:p>
@@ -10962,7 +10962,7 @@
                 <w:color w:val="003399"/>
                 <w:sz w:val="16"/>
               </w:rPr>
-              <w:t>Garantir que les données échangées (et les résultats de simulation) au sein des LDT et entre eux peuvent être interprétées de manière cohérente grâce à une sémantique partagée ou mise en correspondance et une provenance claire</w:t>
+              <w:t>Garantir que les données échangées (et les résultats de simulation) au sein des LDT et entre eux peuvent être interprétés de manière cohérente grâce à une sémantique partagée ou mise en correspondance et une provenance claire</w:t>
             </w:r>
           </w:p>
         </w:tc>
@@ -11494,7 +11494,7 @@
           <w:color w:val="003399"/>
           <w:sz w:val="21"/>
         </w:rPr>
-        <w:t>X.3  Absence de redevance par utilisateur ou par requête</w:t>
+        <w:t>X.3  Pas de frais pour l’accès à ses propres données</w:t>
       </w:r>
     </w:p>
     <w:p>
@@ -11507,7 +11507,7 @@
           <w:i w:val="0"/>
           <w:sz w:val="20"/>
         </w:rPr>
-        <w:t>Aucune redevance n'est due pour l'accès de la ville à ses propres données.</w:t>
+        <w:t>Le pouvoir adjudicateur ne paie aucun frais pour l'accès à ses propres données, ni par utilisateur ni par requête.</w:t>
       </w:r>
     </w:p>
     <w:p>
@@ -11543,7 +11543,7 @@
           <w:i w:val="0"/>
           <w:sz w:val="20"/>
         </w:rPr>
-        <w:t>Le titulaire garantit la rétrocompatibilité de l'API pendant toute la durée du contrat. Tout changement de rupture est notifié au moins 6 mois à l'avance et fait l'objet d'une nouvelle version, la version antérieure restant accessible jusqu'à la date de transition convenue.</w:t>
+        <w:t>Le titulaire garantit la rétrocompatibilité de l'API pendant toute la durée du contrat. Toute modification entraînant une rupture de compatibilité est notifiée au moins 6 mois à l'avance et fait l'objet d'une nouvelle version, la version antérieure restant accessible jusqu'à la date de transition convenue.</w:t>
       </w:r>
     </w:p>
     <w:p>
@@ -11579,7 +11579,7 @@
           <w:i w:val="0"/>
           <w:sz w:val="20"/>
         </w:rPr>
-        <w:t>Les soumissionnaires apportent la preuve de leur conformité dès l'évaluation des offres au lieu de produire de simples déclarations sur l'honneur. Pour une API, cela implique la publication d'une documentation interactive (de type OpenAPI) et une requête directe retournant des données valides. Chaque point coché fait l'objet d'un nouveau contrôle lors de la réception.</w:t>
+        <w:t>Les soumissionnaires apportent la preuve de leur conformité dès l'évaluation des offres au lieu de produire de simples déclarations sur l'honneur. Pour une API, cela implique la publication d'une documentation interactive (de type OpenAPI) et un appel en direct retournant des données valides. Chaque point coché fait l'objet d'un nouveau contrôle lors de la réception.</w:t>
       </w:r>
     </w:p>
     <w:p>
@@ -11615,7 +11615,7 @@
           <w:i w:val="0"/>
           <w:sz w:val="20"/>
         </w:rPr>
-        <w:t>Le marché public désigne les standards ci-dessus ; toute prétention de compatibilité doit mentionner précisément l'interface et la version. Chaque référence à une norme ou spécification technique admet une solution équivalente ; il incombe au soumissionnaire d'en prouver l'équivalence.</w:t>
+        <w:t>Les documents de la consultation désignent des normes précises ; les déclarations de « compatibilité avec » doivent citer l'interface et la version exactes. Chaque référence à une norme ou à une spécification technique admet une solution équivalente ; le soumissionnaire prouve l'équivalence.</w:t>
       </w:r>
     </w:p>
     <w:p>
@@ -11683,7 +11683,7 @@
           <w:i w:val="0"/>
           <w:sz w:val="20"/>
         </w:rPr>
-        <w:t>Pages cochées : MIM0, MIM1, MIM2, MIM6 et MIM7 (les données sont visualisées sur une carte). De MIM3, seul le point 3.1 est retenu (les données de qualité de l'air étant diffusées en open data, elles doivent figurer dans un catalogue) ; MIM8 est exclu : il ne s'agit pas d'un jumeau numérique.</w:t>
+        <w:t>Pages cochées : MIM0, MIM1, MIM2, MIM6 et MIM7 (les données sont intégrées sur une carte). De MIM3, seul le point 3.1 est retenu (les données sur la qualité de l'air sont publiées en données ouvertes, elles doivent donc figurer dans un catalogue) ; MIM8 ne s'applique pas : le système n'est pas un jumeau numérique.</w:t>
       </w:r>
     </w:p>
     <w:p>
@@ -11777,7 +11777,7 @@
                 <w:color w:val="003399"/>
                 <w:sz w:val="18"/>
               </w:rPr>
-              <w:t>Cahier des clauses techniques particulières (CCTP)</w:t>
+              <w:t>Spécification technique</w:t>
             </w:r>
           </w:p>
         </w:tc>
@@ -11955,7 +11955,7 @@
                 <w:i w:val="0"/>
                 <w:sz w:val="18"/>
               </w:rPr>
-              <w:t>clause de réversibilité, propriété des données, absence de redevance par utilisateur ou par requête, stabilité et gestion des versions d'API ; le tableau de conformité complété annexé au contrat</w:t>
+              <w:t>Clause de réversibilité, Droits sur les données, Pas de frais pour l’accès à ses propres données, Stabilité et gestion des versions d'API; le tableau de conformité complété annexé au contrat</w:t>
             </w:r>
           </w:p>
         </w:tc>
@@ -12112,7 +12112,7 @@
           <w:i w:val="0"/>
           <w:sz w:val="19"/>
         </w:rPr>
-        <w:t>4.3.23 Le soumissionnaire renseigne le tableau de conformité (annexe aux pièces de marché) et produit les éléments de preuve pour chaque point exigé. Le soumissionnaire démontre le respect des points 4.3.1 à 4.3.21 par une requête d'API en direct lors de l'évaluation des offres ; le pouvoir adjudicateur les contrôle de nouveau lors de la réception. Un défaut de conformité constitue un motif de refus de réception.</w:t>
+        <w:t>4.3.23 Le soumissionnaire renseigne le tableau de conformité (annexé aux pièces de marché) et fournit les preuves pour chaque point exigé. Pendant l'évaluation des offres, le soumissionnaire démontre le respect des points 4.3.1 à 4.3.21 (par exemple par un appel d'API en direct) ; une offre non conforme sur un point exigé ne répond pas aux exigences de l'objet du marché. Le pouvoir adjudicateur contrôle à nouveau ces points lors de la réception ; tout manquement constitue alors un motif de refus de réception.</w:t>
       </w:r>
     </w:p>
     <w:p>
@@ -12126,7 +12126,7 @@
           <w:color w:val="5A5A6E"/>
           <w:sz w:val="18"/>
         </w:rPr>
-        <w:t>Le point 4.3.3 montre qu'il est possible d'adapter un point à l'objet du marché : pour des capteurs, il est pertinent d'exiger un filtrage par date et par lieu de mesure.</w:t>
+        <w:t>Le point 4.3.3 montre qu'il est possible d'adapter un point à l'objet du marché : pour des capteurs, il est pertinent d'exiger un filtrage par horodatage et par lieu de mesure.</w:t>
       </w:r>
     </w:p>
     <w:p>
@@ -12221,7 +12221,7 @@
                 <w:color w:val="003399"/>
                 <w:sz w:val="17"/>
               </w:rPr>
-              <w:t>Éléments de preuve : méthode et référence</w:t>
+              <w:t>Preuve : comment et où</w:t>
             </w:r>
           </w:p>
         </w:tc>
@@ -12486,7 +12486,7 @@
           <w:color w:val="5A5A6E"/>
           <w:sz w:val="18"/>
         </w:rPr>
-        <w:t>Une promesse future correspond à la mention N : la commission ne valide que ce que le soumissionnaire est en mesure de démontrer.</w:t>
+        <w:t>Une promesse de fonctionnalité future correspond à la mention N : la commission ne vérifie que ce que le soumissionnaire est en mesure de démontrer. Pour un point exigé, N signifie que l'offre ne satisfait pas aux exigences de l'objet du marché.</w:t>
       </w:r>
     </w:p>
     <w:p>
@@ -12532,7 +12532,7 @@
           <w:i w:val="0"/>
           <w:sz w:val="19"/>
         </w:rPr>
-        <w:t>Une ligne par point. Le pouvoir adjudicateur coche les exigences applicables au marché et joint ce tableau aux pièces de marché en tant qu'annexe obligatoire de l'offre. Pour chaque point requis, le soumissionnaire indique C (conforme), E (conforme par équivalent) ou N (non conforme), décrit brièvement la solution et précise la localisation des preuves : adresse de documentation, accès de test, page de l'offre. Une simple déclaration non étayée est irrecevable. La commission d'évaluation examine chaque point lors de l'évaluation des offres et de nouveau lors de la réception (✓ validé, ✗ non validé, — non vérifié).</w:t>
+        <w:t>Une ligne par point. Le pouvoir adjudicateur coche les exigences applicables au marché et joint ce tableau aux pièces de marché en tant qu'annexe obligatoire de l'offre. Pour chaque point requis, le soumissionnaire indique C (conforme), E (conforme par équivalent) ou N (non conforme), décrit brièvement la solution et précise la localisation des preuves : adresse de documentation, accès de test, page de l'offre. Une simple déclaration sans élément de preuve ne saurait suffire. La commission d'évaluation examine chaque point lors de l'évaluation des offres et de nouveau lors de la réception (✓ validé, ✗ non validé, — non vérifié).</w:t>
       </w:r>
     </w:p>
     <w:p>
@@ -12684,7 +12684,7 @@
                 <w:color w:val="003399"/>
                 <w:sz w:val="17"/>
               </w:rPr>
-              <w:t>Éléments de preuve : méthode et référence</w:t>
+              <w:t>Preuve : comment et où</w:t>
             </w:r>
           </w:p>
           <w:p>
@@ -12743,7 +12743,7 @@
                 <w:color w:val="FFFFFF"/>
                 <w:sz w:val="17"/>
               </w:rPr>
-              <w:t>MIM0 · Pouvons-nous récupérer nos données ?</w:t>
+              <w:t>MIM0 · Pouvons-nous extraire nos données ?</w:t>
             </w:r>
           </w:p>
         </w:tc>
@@ -12775,7 +12775,7 @@
                 <w:i w:val="0"/>
                 <w:sz w:val="17"/>
               </w:rPr>
-              <w:t>Données lisibles par machine via API standard</w:t>
+              <w:t>Données lisibles par machine via API web standard</w:t>
             </w:r>
           </w:p>
         </w:tc>
@@ -13103,7 +13103,7 @@
                 <w:i w:val="0"/>
                 <w:sz w:val="17"/>
               </w:rPr>
-              <w:t>Erreurs HTTP standard, mise en cache et quotas</w:t>
+              <w:t>Erreurs HTTP standard, mise en cache et limitation de débit</w:t>
             </w:r>
           </w:p>
         </w:tc>
@@ -13173,7 +13173,7 @@
                 <w:color w:val="FFFFFF"/>
                 <w:sz w:val="17"/>
               </w:rPr>
-              <w:t>MIM1 · Chaque élément possède-t-il un nom pérenne ?</w:t>
+              <w:t>MIM1 · Chaque entité possède-t-elle un nom pérenne ?</w:t>
             </w:r>
           </w:p>
         </w:tc>
@@ -13369,7 +13369,7 @@
                 <w:i w:val="0"/>
                 <w:sz w:val="17"/>
               </w:rPr>
-              <w:t>Mise en correspondance inter-systèmes des identifiants</w:t>
+              <w:t>Correspondance des identifiants entre systèmes</w:t>
             </w:r>
           </w:p>
         </w:tc>
@@ -13553,7 +13553,7 @@
                 <w:i w:val="0"/>
                 <w:sz w:val="17"/>
               </w:rPr>
-              <w:t>Modèles de données standards privilégiés</w:t>
+              <w:t>Modèles de données standards dans la mesure du possible</w:t>
             </w:r>
           </w:p>
         </w:tc>
@@ -13717,7 +13717,7 @@
                 <w:i w:val="0"/>
                 <w:sz w:val="17"/>
               </w:rPr>
-              <w:t>Extensions sous forme de profils, sans fragmentation</w:t>
+              <w:t>Extensions sous forme de profils, jamais de forks</w:t>
             </w:r>
           </w:p>
         </w:tc>
@@ -13869,7 +13869,7 @@
                 <w:color w:val="FFFFFF"/>
                 <w:sz w:val="17"/>
               </w:rPr>
-              <w:t>MIM3 · Pouvons-nous partager selon des modalités claires ?</w:t>
+              <w:t>MIM3 · Pouvons-nous partager selon des conditions claires ?</w:t>
             </w:r>
           </w:p>
         </w:tc>
@@ -14065,7 +14065,7 @@
                 <w:i w:val="0"/>
                 <w:sz w:val="17"/>
               </w:rPr>
-              <w:t>Contrôle autonome des conditions d'accès par la ville</w:t>
+              <w:t>La ville contrôle elle-même les conditions d’accès</w:t>
             </w:r>
           </w:p>
         </w:tc>
@@ -14135,7 +14135,7 @@
                 <w:color w:val="FFFFFF"/>
                 <w:sz w:val="17"/>
               </w:rPr>
-              <w:t>MIM6 · Nos données sont-elles sûres lors du transit et de l'usage ?</w:t>
+              <w:t>MIM6 · Nos données sont-elles protégées ?</w:t>
             </w:r>
           </w:p>
         </w:tc>
@@ -14413,7 +14413,7 @@
                 <w:i w:val="0"/>
                 <w:sz w:val="17"/>
               </w:rPr>
-              <w:t>Conformité démontrée avec ISO/IEC 27001:2022</w:t>
+              <w:t>Alignement démontré sur ISO/IEC 27001:2022</w:t>
             </w:r>
           </w:p>
         </w:tc>
@@ -14483,7 +14483,7 @@
                 <w:color w:val="FFFFFF"/>
                 <w:sz w:val="17"/>
               </w:rPr>
-              <w:t>MIM7 · Cela fonctionne-t-il sur une carte ?</w:t>
+              <w:t>MIM7 · S'intègrent-elles sur une carte ?</w:t>
             </w:r>
           </w:p>
         </w:tc>
@@ -14515,7 +14515,7 @@
                 <w:i w:val="0"/>
                 <w:sz w:val="17"/>
               </w:rPr>
-              <w:t>Interfaces conformes aux standards OGC</w:t>
+              <w:t>Interfaces standards OGC</w:t>
             </w:r>
           </w:p>
         </w:tc>
@@ -14863,7 +14863,7 @@
                 <w:i w:val="0"/>
                 <w:sz w:val="17"/>
               </w:rPr>
-              <w:t>Données et résultats du jumeau accessibles par API</w:t>
+              <w:t>Données et résultats du jumeau via des API</w:t>
             </w:r>
           </w:p>
         </w:tc>
@@ -15109,7 +15109,7 @@
                 <w:i w:val="0"/>
                 <w:sz w:val="17"/>
               </w:rPr>
-              <w:t>Traçabilité de provenance des traitements enregistrée</w:t>
+              <w:t>Provenance des flux de travail enregistrée</w:t>
             </w:r>
           </w:p>
         </w:tc>
@@ -15375,7 +15375,7 @@
                 <w:i w:val="0"/>
                 <w:sz w:val="17"/>
               </w:rPr>
-              <w:t>Accès gratuit de la collectivité à ses propres données</w:t>
+              <w:t>Pas de frais pour accéder à ses propres données</w:t>
             </w:r>
           </w:p>
         </w:tc>
@@ -15457,7 +15457,7 @@
                 <w:i w:val="0"/>
                 <w:sz w:val="17"/>
               </w:rPr>
-              <w:t>Stabilité API : versionnée, préavis de 6 mois si rupture</w:t>
+              <w:t>Stabilité de l'API : versionnée, préavis de 6 mois si incompatibilité</w:t>
             </w:r>
           </w:p>
         </w:tc>
@@ -15538,7 +15538,7 @@
           <w:color w:val="5A5A6E"/>
           <w:sz w:val="17"/>
         </w:rPr>
-        <w:t>Une version modifiable de ce tableau est disponible à l'adresse : https://marek-mraz.github.io/mims-procurement-checklist/</w:t>
+        <w:t>Une version modifiable du tableau se trouve à : https://marek-mraz.github.io/mims-procurement-checklist/</w:t>
       </w:r>
     </w:p>
     <w:p>
@@ -15843,7 +15843,7 @@
           <w:i w:val="0"/>
           <w:sz w:val="20"/>
         </w:rPr>
-        <w:t>Spécification technique que chacun peut consulter et mettre en œuvre librement, sans droits d'auteur ni autorisation préalable.</w:t>
+        <w:t>Règle technique que chacun peut consulter et mettre en œuvre gratuitement et sans autorisation particulière.</w:t>
       </w:r>
     </w:p>
     <w:p>
@@ -15931,7 +15931,7 @@
           <w:i w:val="0"/>
           <w:sz w:val="20"/>
         </w:rPr>
-        <w:t>Situation dans laquelle le coût de sortie d'un prestataire — en pertes de données, conversions ou frais — rend le changement captif.</w:t>
+        <w:t>Situation dans laquelle le coût des données, des formats ou des frais rend un changement de fournisseur pratiquement impossible.</w:t>
       </w:r>
     </w:p>
     <w:p>
@@ -16059,7 +16059,7 @@
           <w:i w:val="0"/>
           <w:sz w:val="20"/>
         </w:rPr>
-        <w:t xml:space="preserve">  —  CITYxCITY Academy — formations à destination des agents territoriaux, conçues par les collectivités.</w:t>
+        <w:t xml:space="preserve">  —  CITYxCITY Academy — cours pour le personnel municipal, par les villes.</w:t>
       </w:r>
     </w:p>
     <w:p>
@@ -16079,7 +16079,7 @@
           <w:color w:val="5A5A6E"/>
           <w:sz w:val="18"/>
         </w:rPr>
-        <w:t>Établi à partir de la spécification MIMs Plus 9.0 élaborée par Open &amp; Agile Smart Cities (mims.oascities.org). Contenu de la spécification © OASC. Ce livret est un guide pratique indépendant destiné à la commande publique municipale ; en cas de litige, seule la spécification fait foi.</w:t>
+        <w:t>Établi à partir de la spécification MIMs Plus 9.0 élaborée par Open &amp; Agile Smart Cities (mims.oascities.org). Contenu de la spécification © OASC. Ce livret est un guide pratique indépendant destiné à la commande publique municipale ; en cas de doute, la spécification fait foi.</w:t>
       </w:r>
     </w:p>
     <w:p>
@@ -16124,7 +16124,7 @@
           <w:color w:val="5A5A6E"/>
           <w:sz w:val="17"/>
         </w:rPr>
-        <w:t>v9.0.6 · 2026-09-18</w:t>
+        <w:t>v9.0.7 · 2026-09-19</w:t>
       </w:r>
     </w:p>
     <w:sectPr>
@@ -16152,7 +16152,7 @@
         <w:color w:val="5A5A6E"/>
         <w:sz w:val="16"/>
       </w:rPr>
-      <w:t xml:space="preserve">Liste de contrôle pour les marchés publics fondée sur les mécanismes minimaux d'interopérabilité (MIMs) · MIMs Plus 9.0 · v9.0.6 · 2026-09-18  ·  </w:t>
+      <w:t xml:space="preserve">Liste de contrôle pour les marchés publics fondée sur les mécanismes minimaux d'interopérabilité (MIMs) · MIMs Plus 9.0 · v9.0.7 · 2026-09-19  ·  </w:t>
     </w:r>
     <w:fldSimple w:instr="PAGE"/>
   </w:p>
